--- a/Fase 2/Manuales/SIGMA_Manual_EP12_Órdenes_de_trabajo_y_fallas.docx
+++ b/Fase 2/Manuales/SIGMA_Manual_EP12_Órdenes_de_trabajo_y_fallas.docx
@@ -709,13 +709,14 @@
         </w:tblBorders>
       </w:tblPr>
       <w:tblGrid>
-        <w:gridCol w:w="4873"/>
-        <w:gridCol w:w="4873"/>
+        <w:gridCol w:w="3249"/>
+        <w:gridCol w:w="3249"/>
+        <w:gridCol w:w="3249"/>
       </w:tblGrid>
       <w:tr>
         <w:tc>
           <w:tcPr>
-            <w:tcW w:type="dxa" w:w="3402"/>
+            <w:tcW w:type="dxa" w:w="2551"/>
             <w:shd w:val="clear" w:color="auto" w:fill="E8E5F7"/>
           </w:tcPr>
           <w:p>
@@ -731,7 +732,7 @@
         </w:tc>
         <w:tc>
           <w:tcPr>
-            <w:tcW w:type="dxa" w:w="6236"/>
+            <w:tcW w:type="dxa" w:w="3969"/>
             <w:shd w:val="clear" w:color="auto" w:fill="E8E5F7"/>
           </w:tcPr>
           <w:p>
@@ -741,7 +742,23 @@
                 <w:b/>
                 <w:sz w:val="19"/>
               </w:rPr>
-              <w:t>Ruta</w:t>
+              <w:t>Ruta en el menú</w:t>
+            </w:r>
+          </w:p>
+        </w:tc>
+        <w:tc>
+          <w:tcPr>
+            <w:tcW w:type="dxa" w:w="3118"/>
+            <w:shd w:val="clear" w:color="auto" w:fill="E8E5F7"/>
+          </w:tcPr>
+          <w:p>
+            <w:r/>
+            <w:r>
+              <w:rPr>
+                <w:b/>
+                <w:sz w:val="19"/>
+              </w:rPr>
+              <w:t>Pestañas que tiene</w:t>
             </w:r>
           </w:p>
         </w:tc>
@@ -749,7 +766,7 @@
       <w:tr>
         <w:tc>
           <w:tcPr>
-            <w:tcW w:type="dxa" w:w="3402"/>
+            <w:tcW w:type="dxa" w:w="2551"/>
           </w:tcPr>
           <w:p>
             <w:r/>
@@ -763,7 +780,7 @@
         </w:tc>
         <w:tc>
           <w:tcPr>
-            <w:tcW w:type="dxa" w:w="6236"/>
+            <w:tcW w:type="dxa" w:w="3969"/>
           </w:tcPr>
           <w:p>
             <w:r/>
@@ -772,6 +789,20 @@
                 <w:sz w:val="19"/>
               </w:rPr>
               <w:t>Centro de Mantenimiento › Órdenes de trabajo › Listado de órdenes</w:t>
+            </w:r>
+          </w:p>
+        </w:tc>
+        <w:tc>
+          <w:tcPr>
+            <w:tcW w:type="dxa" w:w="3118"/>
+          </w:tcPr>
+          <w:p>
+            <w:r/>
+            <w:r>
+              <w:rPr>
+                <w:sz w:val="19"/>
+              </w:rPr>
+              <w:t>—</w:t>
             </w:r>
           </w:p>
         </w:tc>
@@ -779,7 +810,7 @@
       <w:tr>
         <w:tc>
           <w:tcPr>
-            <w:tcW w:type="dxa" w:w="3402"/>
+            <w:tcW w:type="dxa" w:w="2551"/>
           </w:tcPr>
           <w:p>
             <w:r/>
@@ -793,7 +824,7 @@
         </w:tc>
         <w:tc>
           <w:tcPr>
-            <w:tcW w:type="dxa" w:w="6236"/>
+            <w:tcW w:type="dxa" w:w="3969"/>
           </w:tcPr>
           <w:p>
             <w:r/>
@@ -802,6 +833,20 @@
                 <w:sz w:val="19"/>
               </w:rPr>
               <w:t>Centro de Mantenimiento › Órdenes de trabajo › Fallas</w:t>
+            </w:r>
+          </w:p>
+        </w:tc>
+        <w:tc>
+          <w:tcPr>
+            <w:tcW w:type="dxa" w:w="3118"/>
+          </w:tcPr>
+          <w:p>
+            <w:r/>
+            <w:r>
+              <w:rPr>
+                <w:sz w:val="19"/>
+              </w:rPr>
+              <w:t>—</w:t>
             </w:r>
           </w:p>
         </w:tc>
@@ -841,13 +886,14 @@
         </w:tblBorders>
       </w:tblPr>
       <w:tblGrid>
-        <w:gridCol w:w="4873"/>
-        <w:gridCol w:w="4873"/>
+        <w:gridCol w:w="3249"/>
+        <w:gridCol w:w="3249"/>
+        <w:gridCol w:w="3249"/>
       </w:tblGrid>
       <w:tr>
         <w:tc>
           <w:tcPr>
-            <w:tcW w:type="dxa" w:w="3402"/>
+            <w:tcW w:type="dxa" w:w="2551"/>
             <w:shd w:val="clear" w:color="auto" w:fill="E8E5F7"/>
           </w:tcPr>
           <w:p>
@@ -863,7 +909,7 @@
         </w:tc>
         <w:tc>
           <w:tcPr>
-            <w:tcW w:type="dxa" w:w="6236"/>
+            <w:tcW w:type="dxa" w:w="3969"/>
             <w:shd w:val="clear" w:color="auto" w:fill="E8E5F7"/>
           </w:tcPr>
           <w:p>
@@ -877,11 +923,27 @@
             </w:r>
           </w:p>
         </w:tc>
+        <w:tc>
+          <w:tcPr>
+            <w:tcW w:type="dxa" w:w="3118"/>
+            <w:shd w:val="clear" w:color="auto" w:fill="E8E5F7"/>
+          </w:tcPr>
+          <w:p>
+            <w:r/>
+            <w:r>
+              <w:rPr>
+                <w:b/>
+                <w:sz w:val="18"/>
+              </w:rPr>
+              <w:t>Pestañas que tiene</w:t>
+            </w:r>
+          </w:p>
+        </w:tc>
       </w:tr>
       <w:tr>
         <w:tc>
           <w:tcPr>
-            <w:tcW w:type="dxa" w:w="3402"/>
+            <w:tcW w:type="dxa" w:w="2551"/>
           </w:tcPr>
           <w:p>
             <w:r/>
@@ -895,7 +957,7 @@
         </w:tc>
         <w:tc>
           <w:tcPr>
-            <w:tcW w:type="dxa" w:w="6236"/>
+            <w:tcW w:type="dxa" w:w="3969"/>
           </w:tcPr>
           <w:p>
             <w:r/>
@@ -904,6 +966,20 @@
                 <w:sz w:val="18"/>
               </w:rPr>
               <w:t>Centro de Mantenimiento › Órdenes de trabajo › Orden de trabajo (detalle)</w:t>
+            </w:r>
+          </w:p>
+        </w:tc>
+        <w:tc>
+          <w:tcPr>
+            <w:tcW w:type="dxa" w:w="3118"/>
+          </w:tcPr>
+          <w:p>
+            <w:r/>
+            <w:r>
+              <w:rPr>
+                <w:sz w:val="18"/>
+              </w:rPr>
+              <w:t>—</w:t>
             </w:r>
           </w:p>
         </w:tc>
@@ -911,7 +987,7 @@
       <w:tr>
         <w:tc>
           <w:tcPr>
-            <w:tcW w:type="dxa" w:w="3402"/>
+            <w:tcW w:type="dxa" w:w="2551"/>
           </w:tcPr>
           <w:p>
             <w:r/>
@@ -925,7 +1001,7 @@
         </w:tc>
         <w:tc>
           <w:tcPr>
-            <w:tcW w:type="dxa" w:w="6236"/>
+            <w:tcW w:type="dxa" w:w="3969"/>
           </w:tcPr>
           <w:p>
             <w:r/>
@@ -934,6 +1010,20 @@
                 <w:sz w:val="18"/>
               </w:rPr>
               <w:t>Centro de Mantenimiento › Órdenes de trabajo › Falla (detalle)</w:t>
+            </w:r>
+          </w:p>
+        </w:tc>
+        <w:tc>
+          <w:tcPr>
+            <w:tcW w:type="dxa" w:w="3118"/>
+          </w:tcPr>
+          <w:p>
+            <w:r/>
+            <w:r>
+              <w:rPr>
+                <w:sz w:val="18"/>
+              </w:rPr>
+              <w:t>Ficha · Diagnósticos · Acciones · Indisponibilidad</w:t>
             </w:r>
           </w:p>
         </w:tc>
@@ -941,7 +1031,7 @@
       <w:tr>
         <w:tc>
           <w:tcPr>
-            <w:tcW w:type="dxa" w:w="3402"/>
+            <w:tcW w:type="dxa" w:w="2551"/>
           </w:tcPr>
           <w:p>
             <w:r/>
@@ -955,7 +1045,7 @@
         </w:tc>
         <w:tc>
           <w:tcPr>
-            <w:tcW w:type="dxa" w:w="6236"/>
+            <w:tcW w:type="dxa" w:w="3969"/>
           </w:tcPr>
           <w:p>
             <w:r/>
@@ -964,6 +1054,20 @@
                 <w:sz w:val="18"/>
               </w:rPr>
               <w:t>Centro de Mantenimiento › Órdenes de trabajo › Indisponibilidad (detalle)</w:t>
+            </w:r>
+          </w:p>
+        </w:tc>
+        <w:tc>
+          <w:tcPr>
+            <w:tcW w:type="dxa" w:w="3118"/>
+          </w:tcPr>
+          <w:p>
+            <w:r/>
+            <w:r>
+              <w:rPr>
+                <w:sz w:val="18"/>
+              </w:rPr>
+              <w:t>—</w:t>
             </w:r>
           </w:p>
         </w:tc>
@@ -971,7 +1075,7 @@
       <w:tr>
         <w:tc>
           <w:tcPr>
-            <w:tcW w:type="dxa" w:w="3402"/>
+            <w:tcW w:type="dxa" w:w="2551"/>
           </w:tcPr>
           <w:p>
             <w:r/>
@@ -985,7 +1089,7 @@
         </w:tc>
         <w:tc>
           <w:tcPr>
-            <w:tcW w:type="dxa" w:w="6236"/>
+            <w:tcW w:type="dxa" w:w="3969"/>
           </w:tcPr>
           <w:p>
             <w:r/>
@@ -994,6 +1098,20 @@
                 <w:sz w:val="18"/>
               </w:rPr>
               <w:t>Centro de Mantenimiento › Órdenes de trabajo › Firma de la orden (detalle)</w:t>
+            </w:r>
+          </w:p>
+        </w:tc>
+        <w:tc>
+          <w:tcPr>
+            <w:tcW w:type="dxa" w:w="3118"/>
+          </w:tcPr>
+          <w:p>
+            <w:r/>
+            <w:r>
+              <w:rPr>
+                <w:sz w:val="18"/>
+              </w:rPr>
+              <w:t>—</w:t>
             </w:r>
           </w:p>
         </w:tc>
@@ -1095,6 +1213,38 @@
         <w:rPr>
           <w:sz w:val="21"/>
         </w:rPr>
+        <w:t>Abra Falla (detalle).</w:t>
+      </w:r>
+    </w:p>
+    <w:p>
+      <w:pPr>
+        <w:spacing w:after="120"/>
+        <w:ind w:left="680"/>
+      </w:pPr>
+      <w:r>
+        <w:rPr>
+          <w:color w:val="555555"/>
+          <w:sz w:val="19"/>
+        </w:rPr>
+        <w:t>Tiene estas pestañas: Ficha · Diagnósticos · Acciones · Indisponibilidad</w:t>
+      </w:r>
+    </w:p>
+    <w:p>
+      <w:pPr>
+        <w:spacing w:after="40"/>
+      </w:pPr>
+      <w:r>
+        <w:rPr>
+          <w:b/>
+          <w:color w:val="4F46E5"/>
+          <w:sz w:val="21"/>
+        </w:rPr>
+        <w:t xml:space="preserve">Paso 3. </w:t>
+      </w:r>
+      <w:r>
+        <w:rPr>
+          <w:sz w:val="21"/>
+        </w:rPr>
         <w:t>Abra el formulario y complete los datos.</w:t>
       </w:r>
     </w:p>
@@ -2199,7 +2349,7 @@
           <w:color w:val="4F46E5"/>
           <w:sz w:val="21"/>
         </w:rPr>
-        <w:t xml:space="preserve">Paso 3. </w:t>
+        <w:t xml:space="preserve">Paso 4. </w:t>
       </w:r>
       <w:r>
         <w:rPr>
@@ -2218,7 +2368,7 @@
           <w:color w:val="4F46E5"/>
           <w:sz w:val="21"/>
         </w:rPr>
-        <w:t xml:space="preserve">Paso 4. </w:t>
+        <w:t xml:space="preserve">Paso 5. </w:t>
       </w:r>
       <w:r>
         <w:rPr>
@@ -2561,6 +2711,38 @@
         <w:rPr>
           <w:sz w:val="21"/>
         </w:rPr>
+        <w:t>Abra Falla (detalle).</w:t>
+      </w:r>
+    </w:p>
+    <w:p>
+      <w:pPr>
+        <w:spacing w:after="120"/>
+        <w:ind w:left="680"/>
+      </w:pPr>
+      <w:r>
+        <w:rPr>
+          <w:color w:val="555555"/>
+          <w:sz w:val="19"/>
+        </w:rPr>
+        <w:t>Tiene estas pestañas: Ficha · Diagnósticos · Acciones · Indisponibilidad</w:t>
+      </w:r>
+    </w:p>
+    <w:p>
+      <w:pPr>
+        <w:spacing w:after="40"/>
+      </w:pPr>
+      <w:r>
+        <w:rPr>
+          <w:b/>
+          <w:color w:val="4F46E5"/>
+          <w:sz w:val="21"/>
+        </w:rPr>
+        <w:t xml:space="preserve">Paso 3. </w:t>
+      </w:r>
+      <w:r>
+        <w:rPr>
+          <w:sz w:val="21"/>
+        </w:rPr>
         <w:t>Abra el formulario y complete los datos.</w:t>
       </w:r>
     </w:p>
@@ -2911,7 +3093,7 @@
           <w:color w:val="4F46E5"/>
           <w:sz w:val="21"/>
         </w:rPr>
-        <w:t xml:space="preserve">Paso 3. </w:t>
+        <w:t xml:space="preserve">Paso 4. </w:t>
       </w:r>
       <w:r>
         <w:rPr>
@@ -2930,7 +3112,7 @@
           <w:color w:val="4F46E5"/>
           <w:sz w:val="21"/>
         </w:rPr>
-        <w:t xml:space="preserve">Paso 4. </w:t>
+        <w:t xml:space="preserve">Paso 5. </w:t>
       </w:r>
       <w:r>
         <w:rPr>
@@ -3317,6 +3499,38 @@
         <w:rPr>
           <w:sz w:val="21"/>
         </w:rPr>
+        <w:t>Abra Falla (detalle).</w:t>
+      </w:r>
+    </w:p>
+    <w:p>
+      <w:pPr>
+        <w:spacing w:after="120"/>
+        <w:ind w:left="680"/>
+      </w:pPr>
+      <w:r>
+        <w:rPr>
+          <w:color w:val="555555"/>
+          <w:sz w:val="19"/>
+        </w:rPr>
+        <w:t>Tiene estas pestañas: Ficha · Diagnósticos · Acciones · Indisponibilidad</w:t>
+      </w:r>
+    </w:p>
+    <w:p>
+      <w:pPr>
+        <w:spacing w:after="40"/>
+      </w:pPr>
+      <w:r>
+        <w:rPr>
+          <w:b/>
+          <w:color w:val="4F46E5"/>
+          <w:sz w:val="21"/>
+        </w:rPr>
+        <w:t xml:space="preserve">Paso 3. </w:t>
+      </w:r>
+      <w:r>
+        <w:rPr>
+          <w:sz w:val="21"/>
+        </w:rPr>
         <w:t>Ejecute la acción desde la pantalla.</w:t>
       </w:r>
     </w:p>
@@ -3330,7 +3544,7 @@
           <w:color w:val="4F46E5"/>
           <w:sz w:val="21"/>
         </w:rPr>
-        <w:t xml:space="preserve">Paso 3. </w:t>
+        <w:t xml:space="preserve">Paso 4. </w:t>
       </w:r>
       <w:r>
         <w:rPr>
@@ -3629,6 +3843,38 @@
         <w:rPr>
           <w:sz w:val="21"/>
         </w:rPr>
+        <w:t>Abra Falla (detalle).</w:t>
+      </w:r>
+    </w:p>
+    <w:p>
+      <w:pPr>
+        <w:spacing w:after="120"/>
+        <w:ind w:left="680"/>
+      </w:pPr>
+      <w:r>
+        <w:rPr>
+          <w:color w:val="555555"/>
+          <w:sz w:val="19"/>
+        </w:rPr>
+        <w:t>Tiene estas pestañas: Ficha · Diagnósticos · Acciones · Indisponibilidad</w:t>
+      </w:r>
+    </w:p>
+    <w:p>
+      <w:pPr>
+        <w:spacing w:after="40"/>
+      </w:pPr>
+      <w:r>
+        <w:rPr>
+          <w:b/>
+          <w:color w:val="4F46E5"/>
+          <w:sz w:val="21"/>
+        </w:rPr>
+        <w:t xml:space="preserve">Paso 3. </w:t>
+      </w:r>
+      <w:r>
+        <w:rPr>
+          <w:sz w:val="21"/>
+        </w:rPr>
         <w:t>Abra el formulario y complete los datos.</w:t>
       </w:r>
     </w:p>
@@ -4037,7 +4283,7 @@
           <w:color w:val="4F46E5"/>
           <w:sz w:val="21"/>
         </w:rPr>
-        <w:t xml:space="preserve">Paso 3. </w:t>
+        <w:t xml:space="preserve">Paso 4. </w:t>
       </w:r>
       <w:r>
         <w:rPr>
@@ -4056,7 +4302,7 @@
           <w:color w:val="4F46E5"/>
           <w:sz w:val="21"/>
         </w:rPr>
-        <w:t xml:space="preserve">Paso 4. </w:t>
+        <w:t xml:space="preserve">Paso 5. </w:t>
       </w:r>
       <w:r>
         <w:rPr>
@@ -4399,6 +4645,38 @@
         <w:rPr>
           <w:sz w:val="21"/>
         </w:rPr>
+        <w:t>Abra Falla (detalle).</w:t>
+      </w:r>
+    </w:p>
+    <w:p>
+      <w:pPr>
+        <w:spacing w:after="120"/>
+        <w:ind w:left="680"/>
+      </w:pPr>
+      <w:r>
+        <w:rPr>
+          <w:color w:val="555555"/>
+          <w:sz w:val="19"/>
+        </w:rPr>
+        <w:t>Tiene estas pestañas: Ficha · Diagnósticos · Acciones · Indisponibilidad</w:t>
+      </w:r>
+    </w:p>
+    <w:p>
+      <w:pPr>
+        <w:spacing w:after="40"/>
+      </w:pPr>
+      <w:r>
+        <w:rPr>
+          <w:b/>
+          <w:color w:val="4F46E5"/>
+          <w:sz w:val="21"/>
+        </w:rPr>
+        <w:t xml:space="preserve">Paso 3. </w:t>
+      </w:r>
+      <w:r>
+        <w:rPr>
+          <w:sz w:val="21"/>
+        </w:rPr>
         <w:t>Ejecute la acción desde la pantalla.</w:t>
       </w:r>
     </w:p>
@@ -4412,7 +4690,7 @@
           <w:color w:val="4F46E5"/>
           <w:sz w:val="21"/>
         </w:rPr>
-        <w:t xml:space="preserve">Paso 3. </w:t>
+        <w:t xml:space="preserve">Paso 4. </w:t>
       </w:r>
       <w:r>
         <w:rPr>
@@ -4711,6 +4989,38 @@
         <w:rPr>
           <w:sz w:val="21"/>
         </w:rPr>
+        <w:t>Abra Falla (detalle).</w:t>
+      </w:r>
+    </w:p>
+    <w:p>
+      <w:pPr>
+        <w:spacing w:after="120"/>
+        <w:ind w:left="680"/>
+      </w:pPr>
+      <w:r>
+        <w:rPr>
+          <w:color w:val="555555"/>
+          <w:sz w:val="19"/>
+        </w:rPr>
+        <w:t>Tiene estas pestañas: Ficha · Diagnósticos · Acciones · Indisponibilidad</w:t>
+      </w:r>
+    </w:p>
+    <w:p>
+      <w:pPr>
+        <w:spacing w:after="40"/>
+      </w:pPr>
+      <w:r>
+        <w:rPr>
+          <w:b/>
+          <w:color w:val="4F46E5"/>
+          <w:sz w:val="21"/>
+        </w:rPr>
+        <w:t xml:space="preserve">Paso 3. </w:t>
+      </w:r>
+      <w:r>
+        <w:rPr>
+          <w:sz w:val="21"/>
+        </w:rPr>
         <w:t>Abra el formulario y complete los datos.</w:t>
       </w:r>
     </w:p>
@@ -5235,7 +5545,7 @@
           <w:color w:val="4F46E5"/>
           <w:sz w:val="21"/>
         </w:rPr>
-        <w:t xml:space="preserve">Paso 3. </w:t>
+        <w:t xml:space="preserve">Paso 4. </w:t>
       </w:r>
       <w:r>
         <w:rPr>
@@ -5254,7 +5564,7 @@
           <w:color w:val="4F46E5"/>
           <w:sz w:val="21"/>
         </w:rPr>
-        <w:t xml:space="preserve">Paso 4. </w:t>
+        <w:t xml:space="preserve">Paso 5. </w:t>
       </w:r>
       <w:r>
         <w:rPr>
@@ -5597,6 +5907,38 @@
         <w:rPr>
           <w:sz w:val="21"/>
         </w:rPr>
+        <w:t>Abra Falla (detalle).</w:t>
+      </w:r>
+    </w:p>
+    <w:p>
+      <w:pPr>
+        <w:spacing w:after="120"/>
+        <w:ind w:left="680"/>
+      </w:pPr>
+      <w:r>
+        <w:rPr>
+          <w:color w:val="555555"/>
+          <w:sz w:val="19"/>
+        </w:rPr>
+        <w:t>Tiene estas pestañas: Ficha · Diagnósticos · Acciones · Indisponibilidad</w:t>
+      </w:r>
+    </w:p>
+    <w:p>
+      <w:pPr>
+        <w:spacing w:after="40"/>
+      </w:pPr>
+      <w:r>
+        <w:rPr>
+          <w:b/>
+          <w:color w:val="4F46E5"/>
+          <w:sz w:val="21"/>
+        </w:rPr>
+        <w:t xml:space="preserve">Paso 3. </w:t>
+      </w:r>
+      <w:r>
+        <w:rPr>
+          <w:sz w:val="21"/>
+        </w:rPr>
         <w:t>Ejecute la acción desde la pantalla.</w:t>
       </w:r>
     </w:p>
@@ -5610,7 +5952,7 @@
           <w:color w:val="4F46E5"/>
           <w:sz w:val="21"/>
         </w:rPr>
-        <w:t xml:space="preserve">Paso 3. </w:t>
+        <w:t xml:space="preserve">Paso 4. </w:t>
       </w:r>
       <w:r>
         <w:rPr>
@@ -5909,6 +6251,38 @@
         <w:rPr>
           <w:sz w:val="21"/>
         </w:rPr>
+        <w:t>Abra Falla (detalle).</w:t>
+      </w:r>
+    </w:p>
+    <w:p>
+      <w:pPr>
+        <w:spacing w:after="120"/>
+        <w:ind w:left="680"/>
+      </w:pPr>
+      <w:r>
+        <w:rPr>
+          <w:color w:val="555555"/>
+          <w:sz w:val="19"/>
+        </w:rPr>
+        <w:t>Tiene estas pestañas: Ficha · Diagnósticos · Acciones · Indisponibilidad</w:t>
+      </w:r>
+    </w:p>
+    <w:p>
+      <w:pPr>
+        <w:spacing w:after="40"/>
+      </w:pPr>
+      <w:r>
+        <w:rPr>
+          <w:b/>
+          <w:color w:val="4F46E5"/>
+          <w:sz w:val="21"/>
+        </w:rPr>
+        <w:t xml:space="preserve">Paso 3. </w:t>
+      </w:r>
+      <w:r>
+        <w:rPr>
+          <w:sz w:val="21"/>
+        </w:rPr>
         <w:t>Abra el formulario y complete los datos.</w:t>
       </w:r>
     </w:p>
@@ -6491,7 +6865,7 @@
           <w:color w:val="4F46E5"/>
           <w:sz w:val="21"/>
         </w:rPr>
-        <w:t xml:space="preserve">Paso 3. </w:t>
+        <w:t xml:space="preserve">Paso 4. </w:t>
       </w:r>
       <w:r>
         <w:rPr>
@@ -6510,7 +6884,7 @@
           <w:color w:val="4F46E5"/>
           <w:sz w:val="21"/>
         </w:rPr>
-        <w:t xml:space="preserve">Paso 4. </w:t>
+        <w:t xml:space="preserve">Paso 5. </w:t>
       </w:r>
       <w:r>
         <w:rPr>
@@ -6809,6 +7183,38 @@
         <w:rPr>
           <w:sz w:val="21"/>
         </w:rPr>
+        <w:t>Abra Falla (detalle).</w:t>
+      </w:r>
+    </w:p>
+    <w:p>
+      <w:pPr>
+        <w:spacing w:after="120"/>
+        <w:ind w:left="680"/>
+      </w:pPr>
+      <w:r>
+        <w:rPr>
+          <w:color w:val="555555"/>
+          <w:sz w:val="19"/>
+        </w:rPr>
+        <w:t>Tiene estas pestañas: Ficha · Diagnósticos · Acciones · Indisponibilidad</w:t>
+      </w:r>
+    </w:p>
+    <w:p>
+      <w:pPr>
+        <w:spacing w:after="40"/>
+      </w:pPr>
+      <w:r>
+        <w:rPr>
+          <w:b/>
+          <w:color w:val="4F46E5"/>
+          <w:sz w:val="21"/>
+        </w:rPr>
+        <w:t xml:space="preserve">Paso 3. </w:t>
+      </w:r>
+      <w:r>
+        <w:rPr>
+          <w:sz w:val="21"/>
+        </w:rPr>
         <w:t>Ejecute la acción desde la pantalla.</w:t>
       </w:r>
     </w:p>
@@ -6822,7 +7228,7 @@
           <w:color w:val="4F46E5"/>
           <w:sz w:val="21"/>
         </w:rPr>
-        <w:t xml:space="preserve">Paso 3. </w:t>
+        <w:t xml:space="preserve">Paso 4. </w:t>
       </w:r>
       <w:r>
         <w:rPr>
@@ -7121,6 +7527,38 @@
         <w:rPr>
           <w:sz w:val="21"/>
         </w:rPr>
+        <w:t>Abra Falla (detalle).</w:t>
+      </w:r>
+    </w:p>
+    <w:p>
+      <w:pPr>
+        <w:spacing w:after="120"/>
+        <w:ind w:left="680"/>
+      </w:pPr>
+      <w:r>
+        <w:rPr>
+          <w:color w:val="555555"/>
+          <w:sz w:val="19"/>
+        </w:rPr>
+        <w:t>Tiene estas pestañas: Ficha · Diagnósticos · Acciones · Indisponibilidad</w:t>
+      </w:r>
+    </w:p>
+    <w:p>
+      <w:pPr>
+        <w:spacing w:after="40"/>
+      </w:pPr>
+      <w:r>
+        <w:rPr>
+          <w:b/>
+          <w:color w:val="4F46E5"/>
+          <w:sz w:val="21"/>
+        </w:rPr>
+        <w:t xml:space="preserve">Paso 3. </w:t>
+      </w:r>
+      <w:r>
+        <w:rPr>
+          <w:sz w:val="21"/>
+        </w:rPr>
         <w:t>Ejecute la acción desde la pantalla.</w:t>
       </w:r>
     </w:p>
@@ -7134,7 +7572,7 @@
           <w:color w:val="4F46E5"/>
           <w:sz w:val="21"/>
         </w:rPr>
-        <w:t xml:space="preserve">Paso 3. </w:t>
+        <w:t xml:space="preserve">Paso 4. </w:t>
       </w:r>
       <w:r>
         <w:rPr>
@@ -7389,6 +7827,38 @@
         <w:rPr>
           <w:sz w:val="21"/>
         </w:rPr>
+        <w:t>Abra Falla (detalle).</w:t>
+      </w:r>
+    </w:p>
+    <w:p>
+      <w:pPr>
+        <w:spacing w:after="120"/>
+        <w:ind w:left="680"/>
+      </w:pPr>
+      <w:r>
+        <w:rPr>
+          <w:color w:val="555555"/>
+          <w:sz w:val="19"/>
+        </w:rPr>
+        <w:t>Tiene estas pestañas: Ficha · Diagnósticos · Acciones · Indisponibilidad</w:t>
+      </w:r>
+    </w:p>
+    <w:p>
+      <w:pPr>
+        <w:spacing w:after="40"/>
+      </w:pPr>
+      <w:r>
+        <w:rPr>
+          <w:b/>
+          <w:color w:val="4F46E5"/>
+          <w:sz w:val="21"/>
+        </w:rPr>
+        <w:t xml:space="preserve">Paso 3. </w:t>
+      </w:r>
+      <w:r>
+        <w:rPr>
+          <w:sz w:val="21"/>
+        </w:rPr>
         <w:t>Abra el formulario y complete los datos.</w:t>
       </w:r>
     </w:p>
@@ -8145,7 +8615,7 @@
           <w:color w:val="4F46E5"/>
           <w:sz w:val="21"/>
         </w:rPr>
-        <w:t xml:space="preserve">Paso 3. </w:t>
+        <w:t xml:space="preserve">Paso 4. </w:t>
       </w:r>
       <w:r>
         <w:rPr>
@@ -8164,7 +8634,7 @@
           <w:color w:val="4F46E5"/>
           <w:sz w:val="21"/>
         </w:rPr>
-        <w:t xml:space="preserve">Paso 4. </w:t>
+        <w:t xml:space="preserve">Paso 5. </w:t>
       </w:r>
       <w:r>
         <w:rPr>
@@ -8463,6 +8933,38 @@
         <w:rPr>
           <w:sz w:val="21"/>
         </w:rPr>
+        <w:t>Abra Falla (detalle).</w:t>
+      </w:r>
+    </w:p>
+    <w:p>
+      <w:pPr>
+        <w:spacing w:after="120"/>
+        <w:ind w:left="680"/>
+      </w:pPr>
+      <w:r>
+        <w:rPr>
+          <w:color w:val="555555"/>
+          <w:sz w:val="19"/>
+        </w:rPr>
+        <w:t>Tiene estas pestañas: Ficha · Diagnósticos · Acciones · Indisponibilidad</w:t>
+      </w:r>
+    </w:p>
+    <w:p>
+      <w:pPr>
+        <w:spacing w:after="40"/>
+      </w:pPr>
+      <w:r>
+        <w:rPr>
+          <w:b/>
+          <w:color w:val="4F46E5"/>
+          <w:sz w:val="21"/>
+        </w:rPr>
+        <w:t xml:space="preserve">Paso 3. </w:t>
+      </w:r>
+      <w:r>
+        <w:rPr>
+          <w:sz w:val="21"/>
+        </w:rPr>
         <w:t>Abra el formulario y complete los datos.</w:t>
       </w:r>
     </w:p>
@@ -9161,7 +9663,7 @@
           <w:color w:val="4F46E5"/>
           <w:sz w:val="21"/>
         </w:rPr>
-        <w:t xml:space="preserve">Paso 3. </w:t>
+        <w:t xml:space="preserve">Paso 4. </w:t>
       </w:r>
       <w:r>
         <w:rPr>
@@ -9180,7 +9682,7 @@
           <w:color w:val="4F46E5"/>
           <w:sz w:val="21"/>
         </w:rPr>
-        <w:t xml:space="preserve">Paso 4. </w:t>
+        <w:t xml:space="preserve">Paso 5. </w:t>
       </w:r>
       <w:r>
         <w:rPr>
@@ -9479,6 +9981,38 @@
         <w:rPr>
           <w:sz w:val="21"/>
         </w:rPr>
+        <w:t>Abra Falla (detalle) y pulse la pestaña «Diagnósticos».</w:t>
+      </w:r>
+    </w:p>
+    <w:p>
+      <w:pPr>
+        <w:spacing w:after="120"/>
+        <w:ind w:left="680"/>
+      </w:pPr>
+      <w:r>
+        <w:rPr>
+          <w:color w:val="555555"/>
+          <w:sz w:val="19"/>
+        </w:rPr>
+        <w:t>Es donde se hace esta operación.</w:t>
+      </w:r>
+    </w:p>
+    <w:p>
+      <w:pPr>
+        <w:spacing w:after="40"/>
+      </w:pPr>
+      <w:r>
+        <w:rPr>
+          <w:b/>
+          <w:color w:val="4F46E5"/>
+          <w:sz w:val="21"/>
+        </w:rPr>
+        <w:t xml:space="preserve">Paso 3. </w:t>
+      </w:r>
+      <w:r>
+        <w:rPr>
+          <w:sz w:val="21"/>
+        </w:rPr>
         <w:t>Abra el formulario y complete los datos.</w:t>
       </w:r>
     </w:p>
@@ -10409,7 +10943,7 @@
           <w:color w:val="4F46E5"/>
           <w:sz w:val="21"/>
         </w:rPr>
-        <w:t xml:space="preserve">Paso 3. </w:t>
+        <w:t xml:space="preserve">Paso 4. </w:t>
       </w:r>
       <w:r>
         <w:rPr>
@@ -10428,7 +10962,7 @@
           <w:color w:val="4F46E5"/>
           <w:sz w:val="21"/>
         </w:rPr>
-        <w:t xml:space="preserve">Paso 4. </w:t>
+        <w:t xml:space="preserve">Paso 5. </w:t>
       </w:r>
       <w:r>
         <w:rPr>
@@ -10771,6 +11305,38 @@
         <w:rPr>
           <w:sz w:val="21"/>
         </w:rPr>
+        <w:t>Abra Falla (detalle) y pulse la pestaña «Indisponibilidad».</w:t>
+      </w:r>
+    </w:p>
+    <w:p>
+      <w:pPr>
+        <w:spacing w:after="120"/>
+        <w:ind w:left="680"/>
+      </w:pPr>
+      <w:r>
+        <w:rPr>
+          <w:color w:val="555555"/>
+          <w:sz w:val="19"/>
+        </w:rPr>
+        <w:t>Es donde se hace esta operación.</w:t>
+      </w:r>
+    </w:p>
+    <w:p>
+      <w:pPr>
+        <w:spacing w:after="40"/>
+      </w:pPr>
+      <w:r>
+        <w:rPr>
+          <w:b/>
+          <w:color w:val="4F46E5"/>
+          <w:sz w:val="21"/>
+        </w:rPr>
+        <w:t xml:space="preserve">Paso 3. </w:t>
+      </w:r>
+      <w:r>
+        <w:rPr>
+          <w:sz w:val="21"/>
+        </w:rPr>
         <w:t>Abra el formulario y complete los datos.</w:t>
       </w:r>
     </w:p>
@@ -11353,7 +11919,7 @@
           <w:color w:val="4F46E5"/>
           <w:sz w:val="21"/>
         </w:rPr>
-        <w:t xml:space="preserve">Paso 3. </w:t>
+        <w:t xml:space="preserve">Paso 4. </w:t>
       </w:r>
       <w:r>
         <w:rPr>
@@ -11372,7 +11938,7 @@
           <w:color w:val="4F46E5"/>
           <w:sz w:val="21"/>
         </w:rPr>
-        <w:t xml:space="preserve">Paso 4. </w:t>
+        <w:t xml:space="preserve">Paso 5. </w:t>
       </w:r>
       <w:r>
         <w:rPr>
@@ -11671,6 +12237,38 @@
         <w:rPr>
           <w:sz w:val="21"/>
         </w:rPr>
+        <w:t>Abra Falla (detalle).</w:t>
+      </w:r>
+    </w:p>
+    <w:p>
+      <w:pPr>
+        <w:spacing w:after="120"/>
+        <w:ind w:left="680"/>
+      </w:pPr>
+      <w:r>
+        <w:rPr>
+          <w:color w:val="555555"/>
+          <w:sz w:val="19"/>
+        </w:rPr>
+        <w:t>Tiene estas pestañas: Ficha · Diagnósticos · Acciones · Indisponibilidad</w:t>
+      </w:r>
+    </w:p>
+    <w:p>
+      <w:pPr>
+        <w:spacing w:after="40"/>
+      </w:pPr>
+      <w:r>
+        <w:rPr>
+          <w:b/>
+          <w:color w:val="4F46E5"/>
+          <w:sz w:val="21"/>
+        </w:rPr>
+        <w:t xml:space="preserve">Paso 3. </w:t>
+      </w:r>
+      <w:r>
+        <w:rPr>
+          <w:sz w:val="21"/>
+        </w:rPr>
         <w:t>Abra el formulario y complete los datos.</w:t>
       </w:r>
     </w:p>
@@ -12021,7 +12619,7 @@
           <w:color w:val="4F46E5"/>
           <w:sz w:val="21"/>
         </w:rPr>
-        <w:t xml:space="preserve">Paso 3. </w:t>
+        <w:t xml:space="preserve">Paso 4. </w:t>
       </w:r>
       <w:r>
         <w:rPr>
@@ -12040,7 +12638,7 @@
           <w:color w:val="4F46E5"/>
           <w:sz w:val="21"/>
         </w:rPr>
-        <w:t xml:space="preserve">Paso 4. </w:t>
+        <w:t xml:space="preserve">Paso 5. </w:t>
       </w:r>
       <w:r>
         <w:rPr>
@@ -12339,6 +12937,38 @@
         <w:rPr>
           <w:sz w:val="21"/>
         </w:rPr>
+        <w:t>Abra Falla (detalle).</w:t>
+      </w:r>
+    </w:p>
+    <w:p>
+      <w:pPr>
+        <w:spacing w:after="120"/>
+        <w:ind w:left="680"/>
+      </w:pPr>
+      <w:r>
+        <w:rPr>
+          <w:color w:val="555555"/>
+          <w:sz w:val="19"/>
+        </w:rPr>
+        <w:t>Tiene estas pestañas: Ficha · Diagnósticos · Acciones · Indisponibilidad</w:t>
+      </w:r>
+    </w:p>
+    <w:p>
+      <w:pPr>
+        <w:spacing w:after="40"/>
+      </w:pPr>
+      <w:r>
+        <w:rPr>
+          <w:b/>
+          <w:color w:val="4F46E5"/>
+          <w:sz w:val="21"/>
+        </w:rPr>
+        <w:t xml:space="preserve">Paso 3. </w:t>
+      </w:r>
+      <w:r>
+        <w:rPr>
+          <w:sz w:val="21"/>
+        </w:rPr>
         <w:t>Ejecute la acción desde la pantalla.</w:t>
       </w:r>
     </w:p>
@@ -12352,7 +12982,7 @@
           <w:color w:val="4F46E5"/>
           <w:sz w:val="21"/>
         </w:rPr>
-        <w:t xml:space="preserve">Paso 3. </w:t>
+        <w:t xml:space="preserve">Paso 4. </w:t>
       </w:r>
       <w:r>
         <w:rPr>

--- a/Fase 2/Manuales/SIGMA_Manual_EP12_Órdenes_de_trabajo_y_fallas.docx
+++ b/Fase 2/Manuales/SIGMA_Manual_EP12_Órdenes_de_trabajo_y_fallas.docx
@@ -152,7 +152,7 @@
               <w:rPr>
                 <w:sz w:val="20"/>
               </w:rPr>
-              <w:t>2 visibles en el menú y 4 que se abren desde otra pantalla</w:t>
+              <w:t>3 en el menú y 4 que se abren desde ellas</w:t>
             </w:r>
           </w:p>
         </w:tc>
@@ -216,7 +216,7 @@
               <w:rPr>
                 <w:sz w:val="20"/>
               </w:rPr>
-              <w:t>1.0 · 01-10-2026</w:t>
+              <w:t>1.1 · 02-10-2026</w:t>
             </w:r>
           </w:p>
         </w:tc>
@@ -691,7 +691,7 @@
           <w:i w:val="0"/>
           <w:sz w:val="22"/>
         </w:rPr>
-        <w:t>Desde el menú lateral:</w:t>
+        <w:t>Estas son las pantallas que usa el módulo, con la ruta exacta del menú lateral:</w:t>
       </w:r>
     </w:p>
     <w:tbl>
@@ -759,6 +759,50 @@
                 <w:sz w:val="19"/>
               </w:rPr>
               <w:t>Pestañas que tiene</w:t>
+            </w:r>
+          </w:p>
+        </w:tc>
+      </w:tr>
+      <w:tr>
+        <w:tc>
+          <w:tcPr>
+            <w:tcW w:type="dxa" w:w="2551"/>
+          </w:tcPr>
+          <w:p>
+            <w:r/>
+            <w:r>
+              <w:rPr>
+                <w:sz w:val="19"/>
+              </w:rPr>
+              <w:t>Mis órdenes de trabajo</w:t>
+            </w:r>
+          </w:p>
+        </w:tc>
+        <w:tc>
+          <w:tcPr>
+            <w:tcW w:type="dxa" w:w="3969"/>
+          </w:tcPr>
+          <w:p>
+            <w:r/>
+            <w:r>
+              <w:rPr>
+                <w:sz w:val="19"/>
+              </w:rPr>
+              <w:t>Aplicación móvil</w:t>
+            </w:r>
+          </w:p>
+        </w:tc>
+        <w:tc>
+          <w:tcPr>
+            <w:tcW w:type="dxa" w:w="3118"/>
+          </w:tcPr>
+          <w:p>
+            <w:r/>
+            <w:r>
+              <w:rPr>
+                <w:sz w:val="19"/>
+              </w:rPr>
+              <w:t>—</w:t>
             </w:r>
           </w:p>
         </w:tc>
@@ -1213,20 +1257,7 @@
         <w:rPr>
           <w:sz w:val="21"/>
         </w:rPr>
-        <w:t>Abra Falla (detalle).</w:t>
-      </w:r>
-    </w:p>
-    <w:p>
-      <w:pPr>
-        <w:spacing w:after="120"/>
-        <w:ind w:left="680"/>
-      </w:pPr>
-      <w:r>
-        <w:rPr>
-          <w:color w:val="555555"/>
-          <w:sz w:val="19"/>
-        </w:rPr>
-        <w:t>Tiene estas pestañas: Ficha · Diagnósticos · Acciones · Indisponibilidad</w:t>
+        <w:t>Desde el listado, pulse «Nuevo» para crear, o elija la fila que quiere modificar. Se abre Orden de trabajo (detalle).</w:t>
       </w:r>
     </w:p>
     <w:p>
@@ -1245,7 +1276,7 @@
         <w:rPr>
           <w:sz w:val="21"/>
         </w:rPr>
-        <w:t>Abra el formulario y complete los datos.</w:t>
+        <w:t>Complete los datos.</w:t>
       </w:r>
     </w:p>
     <w:p>
@@ -1258,7 +1289,7 @@
           <w:color w:val="555555"/>
           <w:sz w:val="19"/>
         </w:rPr>
-        <w:t>Hay 17 campos; 5 son obligatorios.</w:t>
+        <w:t>Son 17 campos; 5 obligatorios.</w:t>
       </w:r>
     </w:p>
     <w:tbl>
@@ -2711,20 +2742,7 @@
         <w:rPr>
           <w:sz w:val="21"/>
         </w:rPr>
-        <w:t>Abra Falla (detalle).</w:t>
-      </w:r>
-    </w:p>
-    <w:p>
-      <w:pPr>
-        <w:spacing w:after="120"/>
-        <w:ind w:left="680"/>
-      </w:pPr>
-      <w:r>
-        <w:rPr>
-          <w:color w:val="555555"/>
-          <w:sz w:val="19"/>
-        </w:rPr>
-        <w:t>Tiene estas pestañas: Ficha · Diagnósticos · Acciones · Indisponibilidad</w:t>
+        <w:t>Desde el listado, elija la fila sobre la que va a trabajar. Se abre Orden de trabajo (detalle).</w:t>
       </w:r>
     </w:p>
     <w:p>
@@ -2743,7 +2761,7 @@
         <w:rPr>
           <w:sz w:val="21"/>
         </w:rPr>
-        <w:t>Abra el formulario y complete los datos.</w:t>
+        <w:t>Complete los datos.</w:t>
       </w:r>
     </w:p>
     <w:p>
@@ -2756,7 +2774,7 @@
           <w:color w:val="555555"/>
           <w:sz w:val="19"/>
         </w:rPr>
-        <w:t>Hay 4 campos; 1 son obligatorios.</w:t>
+        <w:t>Son 4 campos; 1 obligatorio.</w:t>
       </w:r>
     </w:p>
     <w:tbl>
@@ -3499,20 +3517,7 @@
         <w:rPr>
           <w:sz w:val="21"/>
         </w:rPr>
-        <w:t>Abra Falla (detalle).</w:t>
-      </w:r>
-    </w:p>
-    <w:p>
-      <w:pPr>
-        <w:spacing w:after="120"/>
-        <w:ind w:left="680"/>
-      </w:pPr>
-      <w:r>
-        <w:rPr>
-          <w:color w:val="555555"/>
-          <w:sz w:val="19"/>
-        </w:rPr>
-        <w:t>Tiene estas pestañas: Ficha · Diagnósticos · Acciones · Indisponibilidad</w:t>
+        <w:t>Desde el listado, elija la fila sobre la que va a trabajar. Se abre Orden de trabajo (detalle).</w:t>
       </w:r>
     </w:p>
     <w:p>
@@ -3531,7 +3536,20 @@
         <w:rPr>
           <w:sz w:val="21"/>
         </w:rPr>
-        <w:t>Ejecute la acción desde la pantalla.</w:t>
+        <w:t>Complete la operación con los botones de Orden de trabajo (detalle).</w:t>
+      </w:r>
+    </w:p>
+    <w:p>
+      <w:pPr>
+        <w:spacing w:after="120"/>
+        <w:ind w:left="680"/>
+      </w:pPr>
+      <w:r>
+        <w:rPr>
+          <w:color w:val="555555"/>
+          <w:sz w:val="19"/>
+        </w:rPr>
+        <w:t>Esta operación no declara campos de entrada: se resuelve con las acciones de la propia pantalla.</w:t>
       </w:r>
     </w:p>
     <w:p>
@@ -3843,20 +3861,7 @@
         <w:rPr>
           <w:sz w:val="21"/>
         </w:rPr>
-        <w:t>Abra Falla (detalle).</w:t>
-      </w:r>
-    </w:p>
-    <w:p>
-      <w:pPr>
-        <w:spacing w:after="120"/>
-        <w:ind w:left="680"/>
-      </w:pPr>
-      <w:r>
-        <w:rPr>
-          <w:color w:val="555555"/>
-          <w:sz w:val="19"/>
-        </w:rPr>
-        <w:t>Tiene estas pestañas: Ficha · Diagnósticos · Acciones · Indisponibilidad</w:t>
+        <w:t>Desde el listado, elija la fila sobre la que va a trabajar. Se abre Orden de trabajo (detalle).</w:t>
       </w:r>
     </w:p>
     <w:p>
@@ -3875,7 +3880,7 @@
         <w:rPr>
           <w:sz w:val="21"/>
         </w:rPr>
-        <w:t>Abra el formulario y complete los datos.</w:t>
+        <w:t>Complete los datos.</w:t>
       </w:r>
     </w:p>
     <w:p>
@@ -3888,7 +3893,7 @@
           <w:color w:val="555555"/>
           <w:sz w:val="19"/>
         </w:rPr>
-        <w:t>Hay 5 campos; 2 son obligatorios.</w:t>
+        <w:t>Son 5 campos; 2 obligatorios.</w:t>
       </w:r>
     </w:p>
     <w:tbl>
@@ -4613,7 +4618,7 @@
         <w:rPr>
           <w:sz w:val="21"/>
         </w:rPr>
-        <w:t>Entre a Listado de órdenes.</w:t>
+        <w:t>Abra «Mis órdenes de trabajo».</w:t>
       </w:r>
     </w:p>
     <w:p>
@@ -4626,7 +4631,7 @@
           <w:color w:val="555555"/>
           <w:sz w:val="19"/>
         </w:rPr>
-        <w:t>Menú: Centro de Mantenimiento › Órdenes de trabajo › Listado de órdenes</w:t>
+        <w:t>En la aplicación móvil está en el menú; en la web, en el menú del usuario, arriba a la derecha.</w:t>
       </w:r>
     </w:p>
     <w:p>
@@ -4645,7 +4650,7 @@
         <w:rPr>
           <w:sz w:val="21"/>
         </w:rPr>
-        <w:t>Abra Falla (detalle).</w:t>
+        <w:t>Revise la información que muestra Mis órdenes de trabajo.</w:t>
       </w:r>
     </w:p>
     <w:p>
@@ -4658,7 +4663,7 @@
           <w:color w:val="555555"/>
           <w:sz w:val="19"/>
         </w:rPr>
-        <w:t>Tiene estas pestañas: Ficha · Diagnósticos · Acciones · Indisponibilidad</w:t>
+        <w:t>Es una consulta: no hay nada que llenar ni que guardar.</w:t>
       </w:r>
     </w:p>
     <w:p>
@@ -4672,25 +4677,6 @@
           <w:sz w:val="21"/>
         </w:rPr>
         <w:t xml:space="preserve">Paso 3. </w:t>
-      </w:r>
-      <w:r>
-        <w:rPr>
-          <w:sz w:val="21"/>
-        </w:rPr>
-        <w:t>Ejecute la acción desde la pantalla.</w:t>
-      </w:r>
-    </w:p>
-    <w:p>
-      <w:pPr>
-        <w:spacing w:after="40"/>
-      </w:pPr>
-      <w:r>
-        <w:rPr>
-          <w:b/>
-          <w:color w:val="4F46E5"/>
-          <w:sz w:val="21"/>
-        </w:rPr>
-        <w:t xml:space="preserve">Paso 4. </w:t>
       </w:r>
       <w:r>
         <w:rPr>
@@ -4989,20 +4975,7 @@
         <w:rPr>
           <w:sz w:val="21"/>
         </w:rPr>
-        <w:t>Abra Falla (detalle).</w:t>
-      </w:r>
-    </w:p>
-    <w:p>
-      <w:pPr>
-        <w:spacing w:after="120"/>
-        <w:ind w:left="680"/>
-      </w:pPr>
-      <w:r>
-        <w:rPr>
-          <w:color w:val="555555"/>
-          <w:sz w:val="19"/>
-        </w:rPr>
-        <w:t>Tiene estas pestañas: Ficha · Diagnósticos · Acciones · Indisponibilidad</w:t>
+        <w:t>Desde el listado, elija la fila sobre la que va a trabajar. Se abre Orden de trabajo (detalle).</w:t>
       </w:r>
     </w:p>
     <w:p>
@@ -5021,7 +4994,7 @@
         <w:rPr>
           <w:sz w:val="21"/>
         </w:rPr>
-        <w:t>Abra el formulario y complete los datos.</w:t>
+        <w:t>Complete los datos.</w:t>
       </w:r>
     </w:p>
     <w:p>
@@ -5034,7 +5007,7 @@
           <w:color w:val="555555"/>
           <w:sz w:val="19"/>
         </w:rPr>
-        <w:t>Hay 7 campos; 1 son obligatorios.</w:t>
+        <w:t>Son 7 campos; 1 obligatorio.</w:t>
       </w:r>
     </w:p>
     <w:tbl>
@@ -5907,20 +5880,7 @@
         <w:rPr>
           <w:sz w:val="21"/>
         </w:rPr>
-        <w:t>Abra Falla (detalle).</w:t>
-      </w:r>
-    </w:p>
-    <w:p>
-      <w:pPr>
-        <w:spacing w:after="120"/>
-        <w:ind w:left="680"/>
-      </w:pPr>
-      <w:r>
-        <w:rPr>
-          <w:color w:val="555555"/>
-          <w:sz w:val="19"/>
-        </w:rPr>
-        <w:t>Tiene estas pestañas: Ficha · Diagnósticos · Acciones · Indisponibilidad</w:t>
+        <w:t>Desde el listado, elija la fila sobre la que va a trabajar. Se abre Orden de trabajo (detalle).</w:t>
       </w:r>
     </w:p>
     <w:p>
@@ -5939,7 +5899,20 @@
         <w:rPr>
           <w:sz w:val="21"/>
         </w:rPr>
-        <w:t>Ejecute la acción desde la pantalla.</w:t>
+        <w:t>Complete la operación con los botones de Orden de trabajo (detalle).</w:t>
+      </w:r>
+    </w:p>
+    <w:p>
+      <w:pPr>
+        <w:spacing w:after="120"/>
+        <w:ind w:left="680"/>
+      </w:pPr>
+      <w:r>
+        <w:rPr>
+          <w:color w:val="555555"/>
+          <w:sz w:val="19"/>
+        </w:rPr>
+        <w:t>Esta operación no declara campos de entrada: se resuelve con las acciones de la propia pantalla.</w:t>
       </w:r>
     </w:p>
     <w:p>
@@ -6251,20 +6224,7 @@
         <w:rPr>
           <w:sz w:val="21"/>
         </w:rPr>
-        <w:t>Abra Falla (detalle).</w:t>
-      </w:r>
-    </w:p>
-    <w:p>
-      <w:pPr>
-        <w:spacing w:after="120"/>
-        <w:ind w:left="680"/>
-      </w:pPr>
-      <w:r>
-        <w:rPr>
-          <w:color w:val="555555"/>
-          <w:sz w:val="19"/>
-        </w:rPr>
-        <w:t>Tiene estas pestañas: Ficha · Diagnósticos · Acciones · Indisponibilidad</w:t>
+        <w:t>Desde el listado, pulse «Nuevo» para crear, o elija la fila que quiere modificar. Se abre Orden de trabajo (detalle).</w:t>
       </w:r>
     </w:p>
     <w:p>
@@ -6283,7 +6243,7 @@
         <w:rPr>
           <w:sz w:val="21"/>
         </w:rPr>
-        <w:t>Abra el formulario y complete los datos.</w:t>
+        <w:t>Complete los datos.</w:t>
       </w:r>
     </w:p>
     <w:p>
@@ -6296,7 +6256,7 @@
           <w:color w:val="555555"/>
           <w:sz w:val="19"/>
         </w:rPr>
-        <w:t>Hay 8 campos; 3 son obligatorios.</w:t>
+        <w:t>Son 8 campos; 3 obligatorios.</w:t>
       </w:r>
     </w:p>
     <w:tbl>
@@ -7183,20 +7143,7 @@
         <w:rPr>
           <w:sz w:val="21"/>
         </w:rPr>
-        <w:t>Abra Falla (detalle).</w:t>
-      </w:r>
-    </w:p>
-    <w:p>
-      <w:pPr>
-        <w:spacing w:after="120"/>
-        <w:ind w:left="680"/>
-      </w:pPr>
-      <w:r>
-        <w:rPr>
-          <w:color w:val="555555"/>
-          <w:sz w:val="19"/>
-        </w:rPr>
-        <w:t>Tiene estas pestañas: Ficha · Diagnósticos · Acciones · Indisponibilidad</w:t>
+        <w:t>Desde el listado, elija la fila sobre la que va a trabajar. Se abre Orden de trabajo (detalle).</w:t>
       </w:r>
     </w:p>
     <w:p>
@@ -7215,7 +7162,20 @@
         <w:rPr>
           <w:sz w:val="21"/>
         </w:rPr>
-        <w:t>Ejecute la acción desde la pantalla.</w:t>
+        <w:t>Complete la operación con los botones de Orden de trabajo (detalle).</w:t>
+      </w:r>
+    </w:p>
+    <w:p>
+      <w:pPr>
+        <w:spacing w:after="120"/>
+        <w:ind w:left="680"/>
+      </w:pPr>
+      <w:r>
+        <w:rPr>
+          <w:color w:val="555555"/>
+          <w:sz w:val="19"/>
+        </w:rPr>
+        <w:t>Esta operación no declara campos de entrada: se resuelve con las acciones de la propia pantalla.</w:t>
       </w:r>
     </w:p>
     <w:p>
@@ -7527,7 +7487,7 @@
         <w:rPr>
           <w:sz w:val="21"/>
         </w:rPr>
-        <w:t>Abra Falla (detalle).</w:t>
+        <w:t>Revise la información que muestra Listado de órdenes.</w:t>
       </w:r>
     </w:p>
     <w:p>
@@ -7540,7 +7500,7 @@
           <w:color w:val="555555"/>
           <w:sz w:val="19"/>
         </w:rPr>
-        <w:t>Tiene estas pestañas: Ficha · Diagnósticos · Acciones · Indisponibilidad</w:t>
+        <w:t>Es una consulta: no hay nada que llenar ni que guardar.</w:t>
       </w:r>
     </w:p>
     <w:p>
@@ -7554,25 +7514,6 @@
           <w:sz w:val="21"/>
         </w:rPr>
         <w:t xml:space="preserve">Paso 3. </w:t>
-      </w:r>
-      <w:r>
-        <w:rPr>
-          <w:sz w:val="21"/>
-        </w:rPr>
-        <w:t>Ejecute la acción desde la pantalla.</w:t>
-      </w:r>
-    </w:p>
-    <w:p>
-      <w:pPr>
-        <w:spacing w:after="40"/>
-      </w:pPr>
-      <w:r>
-        <w:rPr>
-          <w:b/>
-          <w:color w:val="4F46E5"/>
-          <w:sz w:val="21"/>
-        </w:rPr>
-        <w:t xml:space="preserve">Paso 4. </w:t>
       </w:r>
       <w:r>
         <w:rPr>
@@ -7827,20 +7768,7 @@
         <w:rPr>
           <w:sz w:val="21"/>
         </w:rPr>
-        <w:t>Abra Falla (detalle).</w:t>
-      </w:r>
-    </w:p>
-    <w:p>
-      <w:pPr>
-        <w:spacing w:after="120"/>
-        <w:ind w:left="680"/>
-      </w:pPr>
-      <w:r>
-        <w:rPr>
-          <w:color w:val="555555"/>
-          <w:sz w:val="19"/>
-        </w:rPr>
-        <w:t>Tiene estas pestañas: Ficha · Diagnósticos · Acciones · Indisponibilidad</w:t>
+        <w:t>Desde el listado, pulse «Nuevo» para crear, o elija la fila que quiere modificar. Se abre Orden de trabajo (detalle).</w:t>
       </w:r>
     </w:p>
     <w:p>
@@ -7859,7 +7787,7 @@
         <w:rPr>
           <w:sz w:val="21"/>
         </w:rPr>
-        <w:t>Abra el formulario y complete los datos.</w:t>
+        <w:t>Complete los datos.</w:t>
       </w:r>
     </w:p>
     <w:p>
@@ -7872,7 +7800,7 @@
           <w:color w:val="555555"/>
           <w:sz w:val="19"/>
         </w:rPr>
-        <w:t>Hay 11 campos; 3 son obligatorios.</w:t>
+        <w:t>Son 11 campos; 3 obligatorios.</w:t>
       </w:r>
     </w:p>
     <w:tbl>
@@ -8933,20 +8861,7 @@
         <w:rPr>
           <w:sz w:val="21"/>
         </w:rPr>
-        <w:t>Abra Falla (detalle).</w:t>
-      </w:r>
-    </w:p>
-    <w:p>
-      <w:pPr>
-        <w:spacing w:after="120"/>
-        <w:ind w:left="680"/>
-      </w:pPr>
-      <w:r>
-        <w:rPr>
-          <w:color w:val="555555"/>
-          <w:sz w:val="19"/>
-        </w:rPr>
-        <w:t>Tiene estas pestañas: Ficha · Diagnósticos · Acciones · Indisponibilidad</w:t>
+        <w:t>Desde el listado, pulse «Nuevo» para crear, o elija la fila que quiere modificar. Se abre Orden de trabajo (detalle).</w:t>
       </w:r>
     </w:p>
     <w:p>
@@ -8965,7 +8880,7 @@
         <w:rPr>
           <w:sz w:val="21"/>
         </w:rPr>
-        <w:t>Abra el formulario y complete los datos.</w:t>
+        <w:t>Complete los datos.</w:t>
       </w:r>
     </w:p>
     <w:p>
@@ -8978,7 +8893,7 @@
           <w:color w:val="555555"/>
           <w:sz w:val="19"/>
         </w:rPr>
-        <w:t>Hay 10 campos; 6 son obligatorios.</w:t>
+        <w:t>Son 10 campos; 6 obligatorios.</w:t>
       </w:r>
     </w:p>
     <w:tbl>
@@ -9949,7 +9864,7 @@
         <w:rPr>
           <w:sz w:val="21"/>
         </w:rPr>
-        <w:t>Entre a Listado de órdenes.</w:t>
+        <w:t>Entre a Fallas.</w:t>
       </w:r>
     </w:p>
     <w:p>
@@ -9962,7 +9877,7 @@
           <w:color w:val="555555"/>
           <w:sz w:val="19"/>
         </w:rPr>
-        <w:t>Menú: Centro de Mantenimiento › Órdenes de trabajo › Listado de órdenes</w:t>
+        <w:t>Menú: Centro de Mantenimiento › Órdenes de trabajo › Fallas</w:t>
       </w:r>
     </w:p>
     <w:p>
@@ -9981,7 +9896,7 @@
         <w:rPr>
           <w:sz w:val="21"/>
         </w:rPr>
-        <w:t>Abra Falla (detalle) y pulse la pestaña «Diagnósticos».</w:t>
+        <w:t>Desde el listado, pulse «Nuevo» para crear, o elija la fila que quiere modificar. Se abre Falla (detalle). Sitúese en la pestaña «Diagnósticos».</w:t>
       </w:r>
     </w:p>
     <w:p>
@@ -9994,7 +9909,7 @@
           <w:color w:val="555555"/>
           <w:sz w:val="19"/>
         </w:rPr>
-        <w:t>Es donde se hace esta operación.</w:t>
+        <w:t>Es la pestaña donde se hace esta operación.</w:t>
       </w:r>
     </w:p>
     <w:p>
@@ -10013,7 +9928,7 @@
         <w:rPr>
           <w:sz w:val="21"/>
         </w:rPr>
-        <w:t>Abra el formulario y complete los datos.</w:t>
+        <w:t>Complete los datos.</w:t>
       </w:r>
     </w:p>
     <w:p>
@@ -10026,7 +9941,7 @@
           <w:color w:val="555555"/>
           <w:sz w:val="19"/>
         </w:rPr>
-        <w:t>Hay 14 campos; 4 son obligatorios.</w:t>
+        <w:t>Son 14 campos; 4 obligatorios.</w:t>
       </w:r>
     </w:p>
     <w:tbl>
@@ -11273,7 +11188,7 @@
         <w:rPr>
           <w:sz w:val="21"/>
         </w:rPr>
-        <w:t>Entre a Listado de órdenes.</w:t>
+        <w:t>Entre a Fallas.</w:t>
       </w:r>
     </w:p>
     <w:p>
@@ -11286,7 +11201,7 @@
           <w:color w:val="555555"/>
           <w:sz w:val="19"/>
         </w:rPr>
-        <w:t>Menú: Centro de Mantenimiento › Órdenes de trabajo › Listado de órdenes</w:t>
+        <w:t>Menú: Centro de Mantenimiento › Órdenes de trabajo › Fallas</w:t>
       </w:r>
     </w:p>
     <w:p>
@@ -11305,20 +11220,7 @@
         <w:rPr>
           <w:sz w:val="21"/>
         </w:rPr>
-        <w:t>Abra Falla (detalle) y pulse la pestaña «Indisponibilidad».</w:t>
-      </w:r>
-    </w:p>
-    <w:p>
-      <w:pPr>
-        <w:spacing w:after="120"/>
-        <w:ind w:left="680"/>
-      </w:pPr>
-      <w:r>
-        <w:rPr>
-          <w:color w:val="555555"/>
-          <w:sz w:val="19"/>
-        </w:rPr>
-        <w:t>Es donde se hace esta operación.</w:t>
+        <w:t>Desde el listado, pulse «Nuevo» para crear, o elija la fila que quiere modificar. Se abre Indisponibilidad (detalle).</w:t>
       </w:r>
     </w:p>
     <w:p>
@@ -11337,7 +11239,7 @@
         <w:rPr>
           <w:sz w:val="21"/>
         </w:rPr>
-        <w:t>Abra el formulario y complete los datos.</w:t>
+        <w:t>Complete los datos.</w:t>
       </w:r>
     </w:p>
     <w:p>
@@ -11350,7 +11252,7 @@
           <w:color w:val="555555"/>
           <w:sz w:val="19"/>
         </w:rPr>
-        <w:t>Hay 8 campos; 4 son obligatorios.</w:t>
+        <w:t>Son 8 campos; 4 obligatorios.</w:t>
       </w:r>
     </w:p>
     <w:tbl>
@@ -12237,20 +12139,7 @@
         <w:rPr>
           <w:sz w:val="21"/>
         </w:rPr>
-        <w:t>Abra Falla (detalle).</w:t>
-      </w:r>
-    </w:p>
-    <w:p>
-      <w:pPr>
-        <w:spacing w:after="120"/>
-        <w:ind w:left="680"/>
-      </w:pPr>
-      <w:r>
-        <w:rPr>
-          <w:color w:val="555555"/>
-          <w:sz w:val="19"/>
-        </w:rPr>
-        <w:t>Tiene estas pestañas: Ficha · Diagnósticos · Acciones · Indisponibilidad</w:t>
+        <w:t>Desde el listado, pulse «Nuevo» para crear, o elija la fila que quiere modificar. Se abre Firma de la orden (detalle).</w:t>
       </w:r>
     </w:p>
     <w:p>
@@ -12269,7 +12158,7 @@
         <w:rPr>
           <w:sz w:val="21"/>
         </w:rPr>
-        <w:t>Abra el formulario y complete los datos.</w:t>
+        <w:t>Complete los datos.</w:t>
       </w:r>
     </w:p>
     <w:p>
@@ -12282,7 +12171,7 @@
           <w:color w:val="555555"/>
           <w:sz w:val="19"/>
         </w:rPr>
-        <w:t>Hay 4 campos; 2 son obligatorios.</w:t>
+        <w:t>Son 4 campos; 2 obligatorios.</w:t>
       </w:r>
     </w:p>
     <w:tbl>
@@ -12937,20 +12826,7 @@
         <w:rPr>
           <w:sz w:val="21"/>
         </w:rPr>
-        <w:t>Abra Falla (detalle).</w:t>
-      </w:r>
-    </w:p>
-    <w:p>
-      <w:pPr>
-        <w:spacing w:after="120"/>
-        <w:ind w:left="680"/>
-      </w:pPr>
-      <w:r>
-        <w:rPr>
-          <w:color w:val="555555"/>
-          <w:sz w:val="19"/>
-        </w:rPr>
-        <w:t>Tiene estas pestañas: Ficha · Diagnósticos · Acciones · Indisponibilidad</w:t>
+        <w:t>Desde el listado, elija la fila sobre la que va a trabajar. Se abre Orden de trabajo (detalle).</w:t>
       </w:r>
     </w:p>
     <w:p>
@@ -12969,7 +12845,20 @@
         <w:rPr>
           <w:sz w:val="21"/>
         </w:rPr>
-        <w:t>Ejecute la acción desde la pantalla.</w:t>
+        <w:t>Complete la operación con los botones de Orden de trabajo (detalle).</w:t>
+      </w:r>
+    </w:p>
+    <w:p>
+      <w:pPr>
+        <w:spacing w:after="120"/>
+        <w:ind w:left="680"/>
+      </w:pPr>
+      <w:r>
+        <w:rPr>
+          <w:color w:val="555555"/>
+          <w:sz w:val="19"/>
+        </w:rPr>
+        <w:t>Esta operación no declara campos de entrada: se resuelve con las acciones de la propia pantalla.</w:t>
       </w:r>
     </w:p>
     <w:p>
@@ -14016,7 +13905,7 @@
           <w:color w:val="555555"/>
           <w:sz w:val="18"/>
         </w:rPr>
-        <w:t>Generado desde el Product Backlog (historias, campos de entrada y criterios de aceptación) y desde la tabla Menus de la base. Para actualizarlo: python _scratch/gen_manual_modulo.py</w:t>
+        <w:t>Generado desde el Product Backlog (historias, campos de entrada y criterios de aceptación), desde la tabla Menus de la base y desde las pestañas leídas de los .aspx. Para actualizarlo: python _scratch/gen_manual_modulo.py</w:t>
       </w:r>
     </w:p>
     <w:sectPr>
